--- a/ark-449/ARK_449_preregistration.docx
+++ b/ark-449/ARK_449_preregistration.docx
@@ -375,6 +375,119 @@
     </w:p>
     <w:p>
       <w:pPr>
+        <w:pStyle w:val="BlockText"/>
+      </w:pPr>
+      <w:r>
+        <w:rPr>
+          <w:bCs/>
+          <w:b/>
+        </w:rPr>
+        <w:t xml:space="preserve">v1.2 POST-DATA ANALYSIS CORRECTION NOTICE (analysis-only; no re-run).</w:t>
+      </w:r>
+      <w:r>
+        <w:t xml:space="preserve"> </w:t>
+      </w:r>
+      <w:r>
+        <w:t xml:space="preserve">After the hardware data was read and the v1.1 result published, an internal peer review identified that the SPAM-corrected ALLOW values applied the</w:t>
+      </w:r>
+      <w:r>
+        <w:t xml:space="preserve"> </w:t>
+      </w:r>
+      <w:r>
+        <w:rPr>
+          <w:bCs/>
+          <w:b/>
+        </w:rPr>
+        <w:t xml:space="preserve">authorizer-qubit</w:t>
+      </w:r>
+      <w:r>
+        <w:t xml:space="preserve"> </w:t>
+      </w:r>
+      <w:r>
+        <w:t xml:space="preserve">readout error (SPAM_A) to the</w:t>
+      </w:r>
+      <w:r>
+        <w:t xml:space="preserve"> </w:t>
+      </w:r>
+      <w:r>
+        <w:rPr>
+          <w:bCs/>
+          <w:b/>
+        </w:rPr>
+        <w:t xml:space="preserve">payload</w:t>
+      </w:r>
+      <w:r>
+        <w:t xml:space="preserve"> </w:t>
+      </w:r>
+      <w:r>
+        <w:t xml:space="preserve">outcome, which lacks a same-qubit readout-assignment justification. Per the corrected doctrine,</w:t>
+      </w:r>
+      <w:r>
+        <w:t xml:space="preserve"> </w:t>
+      </w:r>
+      <w:r>
+        <w:rPr>
+          <w:bCs/>
+          <w:b/>
+        </w:rPr>
+        <w:t xml:space="preserve">raw payload retention is now the primary metric</w:t>
+      </w:r>
+      <w:r>
+        <w:t xml:space="preserve"> </w:t>
+      </w:r>
+      <w:r>
+        <w:t xml:space="preserve">(Arm 1 = 0.9794, Arm 8 = 0.9811; S_A_min = 0.9794 ≥ 0.90; L_D_max = 0.0011; raw Δ_B = 0.9783). SPAM-corrected values are retained only as</w:t>
+      </w:r>
+      <w:r>
+        <w:t xml:space="preserve"> </w:t>
+      </w:r>
+      <w:r>
+        <w:rPr>
+          <w:bCs/>
+          <w:b/>
+        </w:rPr>
+        <w:t xml:space="preserve">secondary/descriptive</w:t>
+      </w:r>
+      <w:r>
+        <w:t xml:space="preserve"> </w:t>
+      </w:r>
+      <w:r>
+        <w:t xml:space="preserve">context.</w:t>
+      </w:r>
+      <w:r>
+        <w:t xml:space="preserve"> </w:t>
+      </w:r>
+      <w:r>
+        <w:rPr>
+          <w:bCs/>
+          <w:b/>
+        </w:rPr>
+        <w:t xml:space="preserve">The verdict is unchanged: PASS on raw values.</w:t>
+      </w:r>
+      <w:r>
+        <w:t xml:space="preserve"> </w:t>
+      </w:r>
+      <w:r>
+        <w:t xml:space="preserve">This affects the analysis script and reports only — no hardware job, circuit, criterion, or threshold was changed. See</w:t>
+      </w:r>
+      <w:r>
+        <w:t xml:space="preserve"> </w:t>
+      </w:r>
+      <w:r>
+        <w:rPr>
+          <w:rStyle w:val="VerbatimChar"/>
+        </w:rPr>
+        <w:t xml:space="preserve">MANIFEST_v1.2.txt</w:t>
+      </w:r>
+      <w:r>
+        <w:t xml:space="preserve"> </w:t>
+      </w:r>
+      <w:r>
+        <w:t xml:space="preserve">for the full change record and current file hashes.</w:t>
+      </w:r>
+    </w:p>
+    <w:p>
+      <w:pPr>
         <w:pStyle w:val="FirstParagraph"/>
       </w:pPr>
       <w:r>
@@ -513,7 +626,7 @@
         <w:rPr>
           <w:rStyle w:val="VerbatimChar"/>
         </w:rPr>
-        <w:t xml:space="preserve">ark-449-v1.0-lock</w:t>
+        <w:t xml:space="preserve">ark-449-v1.1-lock</w:t>
       </w:r>
       <w:r>
         <w:t xml:space="preserve">.</w:t>
@@ -3726,7 +3839,7 @@
         <w:rPr>
           <w:rStyle w:val="VerbatimChar"/>
         </w:rPr>
-        <w:t xml:space="preserve">   → push → tag ark-449-v1.0-lock</w:t>
+        <w:t xml:space="preserve">   → push → tag ark-449-v1.1-lock</w:t>
       </w:r>
       <w:r>
         <w:br/>
@@ -6154,7 +6267,7 @@
         <w:rPr>
           <w:rStyle w:val="VerbatimChar"/>
         </w:rPr>
-        <w:t xml:space="preserve">ARK-449 MANIFEST — Version 1.0</w:t>
+        <w:t xml:space="preserve">ARK-449 MANIFEST — Version 1.1</w:t>
       </w:r>
       <w:r>
         <w:br/>
@@ -6262,7 +6375,7 @@
         <w:rPr>
           <w:rStyle w:val="VerbatimChar"/>
         </w:rPr>
-        <w:t xml:space="preserve">Tag:             ark-449-v1.0-lock</w:t>
+        <w:t xml:space="preserve">Tag:             ark-449-v1.1-lock</w:t>
       </w:r>
       <w:r>
         <w:br/>
